--- a/public/gallery/examples/account-executive/pt-br/resume.docx
+++ b/public/gallery/examples/account-executive/pt-br/resume.docx
@@ -66,7 +66,7 @@
         </w:rPr>
         <w:t xml:space="preserve">📧 </w:t>
       </w:r>
-      <w:hyperlink w:history="1" r:id="rIdgduwvyts7mxnlp1xotgwl">
+      <w:hyperlink w:history="1" r:id="rIdp88bcnv-40awgjb3ym6dl">
         <w:r>
           <w:rPr>
             <w:sz w:val="18"/>
@@ -89,7 +89,7 @@
         </w:rPr>
         <w:t xml:space="preserve">🔗 </w:t>
       </w:r>
-      <w:hyperlink w:history="1" r:id="rIdyru--nfggcchadbh32bx5">
+      <w:hyperlink w:history="1" r:id="rId3qnsnzg4wggccs0netead">
         <w:r>
           <w:rPr>
             <w:sz w:val="18"/>
@@ -124,7 +124,7 @@
         <w:spacing w:after="200" w:line="276"/>
         <w:jc w:val="center"/>
       </w:pPr>
-      <w:hyperlink w:history="1" r:id="rIdpn2sl6f9oauskuxw1mbjl">
+      <w:hyperlink w:history="1" r:id="rIdczsq4gpacx4l1x-wgqwl4">
         <w:r>
           <w:rPr>
             <w:sz w:val="18"/>
@@ -140,7 +140,7 @@
         </w:rPr>
         <w:t xml:space="preserve"> • </w:t>
       </w:r>
-      <w:hyperlink w:history="1" r:id="rIdqbihxk-qx4uaiucxklwad">
+      <w:hyperlink w:history="1" r:id="rIdoyp5rqn2dl4hk7_6jbd7m">
         <w:r>
           <w:rPr>
             <w:sz w:val="18"/>
@@ -223,7 +223,7 @@
         </w:rPr>
         <w:t xml:space="preserve">	</w:t>
       </w:r>
-      <w:hyperlink w:history="1" r:id="rIdxom43bmaysbmavmkikipr">
+      <w:hyperlink w:history="1" r:id="rId3p30aappox-bvstc0uzbp">
         <w:r>
           <w:rPr>
             <w:sz w:val="18"/>
@@ -386,7 +386,7 @@
         </w:rPr>
         <w:t xml:space="preserve">	</w:t>
       </w:r>
-      <w:hyperlink w:history="1" r:id="rIdcyige_qnoe5jwwehkgbuo">
+      <w:hyperlink w:history="1" r:id="rIdhgfbadvtvhwzu711dyh4e">
         <w:r>
           <w:rPr>
             <w:sz w:val="18"/>
@@ -568,7 +568,7 @@
         </w:rPr>
         <w:t xml:space="preserve">	</w:t>
       </w:r>
-      <w:hyperlink w:history="1" r:id="rIdjxehwxlif3nees5mzy7z8">
+      <w:hyperlink w:history="1" r:id="rIdvv4zziilzx_vfqfbou0ap">
         <w:r>
           <w:rPr>
             <w:sz w:val="18"/>
@@ -731,7 +731,7 @@
         </w:rPr>
         <w:t xml:space="preserve">	</w:t>
       </w:r>
-      <w:hyperlink w:history="1" r:id="rIdj3ks_diwh8luwjcmz5gjv">
+      <w:hyperlink w:history="1" r:id="rIdwagkiwalqp6adeprvd_1i">
         <w:r>
           <w:rPr>
             <w:sz w:val="18"/>
@@ -1220,7 +1220,7 @@
         </w:rPr>
         <w:t xml:space="preserve">	</w:t>
       </w:r>
-      <w:hyperlink w:history="1" r:id="rIdhndehfpces73rdl_0j3dc">
+      <w:hyperlink w:history="1" r:id="rIdyupu8tz-udlqblvrdvwse">
         <w:r>
           <w:rPr>
             <w:sz w:val="18"/>
@@ -1286,7 +1286,7 @@
         </w:rPr>
         <w:t xml:space="preserve">	</w:t>
       </w:r>
-      <w:hyperlink w:history="1" r:id="rIdeywly1pcxi4dhajnmgbn4">
+      <w:hyperlink w:history="1" r:id="rIdkajb6hqtxpsfldspst3xt">
         <w:r>
           <w:rPr>
             <w:sz w:val="18"/>
@@ -1352,7 +1352,7 @@
         </w:rPr>
         <w:t xml:space="preserve">	</w:t>
       </w:r>
-      <w:hyperlink w:history="1" r:id="rIdvbfyylw5qr9mgwbtzgrk_">
+      <w:hyperlink w:history="1" r:id="rIdqkh1wafmeydzwadnmfizp">
         <w:r>
           <w:rPr>
             <w:sz w:val="18"/>
@@ -1437,7 +1437,7 @@
         </w:rPr>
         <w:t xml:space="preserve">	</w:t>
       </w:r>
-      <w:hyperlink w:history="1" r:id="rIddhrkcamb3jyvyzqegplo9">
+      <w:hyperlink w:history="1" r:id="rIdg-cfi8oshdteh9gn36vhm">
         <w:r>
           <w:rPr>
             <w:sz w:val="18"/>
@@ -1534,7 +1534,7 @@
         </w:rPr>
         <w:t xml:space="preserve">	</w:t>
       </w:r>
-      <w:hyperlink w:history="1" r:id="rIdcdrlbwkp1a9wqkt4ann9b">
+      <w:hyperlink w:history="1" r:id="rIdryyxvozbb3lg4op4ht-m-">
         <w:r>
           <w:rPr>
             <w:sz w:val="18"/>
@@ -1758,7 +1758,7 @@
         </w:rPr>
         <w:t xml:space="preserve">	</w:t>
       </w:r>
-      <w:hyperlink w:history="1" r:id="rId_csmkxcriopdqxqikuuzq">
+      <w:hyperlink w:history="1" r:id="rIdzo9yoguch9fbefbkcilv1">
         <w:r>
           <w:rPr>
             <w:sz w:val="18"/>
